--- a/doc/论文/模板/【内容模板】计科毕设论文内容模版20250218.docx
+++ b/doc/论文/模板/【内容模板】计科毕设论文内容模版20250218.docx
@@ -392,9 +392,9 @@
           <w:szCs w:val="32"/>
         </w:rPr>
       </w:pPr>
-      <w:bookmarkStart w:id="4" w:name="_Toc17820"/>
-      <w:bookmarkStart w:id="5" w:name="_Toc152530290"/>
-      <w:bookmarkStart w:id="6" w:name="_Toc1322"/>
+      <w:bookmarkStart w:id="4" w:name="_Toc152530290"/>
+      <w:bookmarkStart w:id="5" w:name="_Toc1322"/>
+      <w:bookmarkStart w:id="6" w:name="_Toc17820"/>
     </w:p>
     <w:p>
       <w:pPr>
@@ -629,10 +629,10 @@
           <w:szCs w:val="24"/>
         </w:rPr>
       </w:pPr>
-      <w:bookmarkStart w:id="9" w:name="_Toc72164688"/>
-      <w:bookmarkStart w:id="10" w:name="_Toc10376"/>
-      <w:bookmarkStart w:id="11" w:name="_Toc152530291"/>
-      <w:bookmarkStart w:id="12" w:name="_Toc12568"/>
+      <w:bookmarkStart w:id="9" w:name="_Toc10376"/>
+      <w:bookmarkStart w:id="10" w:name="_Toc152530291"/>
+      <w:bookmarkStart w:id="11" w:name="_Toc12568"/>
+      <w:bookmarkStart w:id="12" w:name="_Toc72164688"/>
       <w:r>
         <w:rPr>
           <w:rFonts w:hint="eastAsia" w:ascii="宋体" w:hAnsi="宋体" w:eastAsia="宋体" w:cs="宋体"/>
@@ -1092,9 +1092,9 @@
               <w:lang w:val="zh-CN" w:eastAsia="zh-CN" w:bidi="ar-SA"/>
             </w:rPr>
           </w:pPr>
-          <w:bookmarkStart w:id="14" w:name="_Toc21434"/>
+          <w:bookmarkStart w:id="14" w:name="_Toc19513"/>
           <w:bookmarkStart w:id="15" w:name="_Toc72164689"/>
-          <w:bookmarkStart w:id="16" w:name="_Toc19513"/>
+          <w:bookmarkStart w:id="16" w:name="_Toc21434"/>
           <w:r>
             <w:fldChar w:fldCharType="begin"/>
           </w:r>
@@ -4330,9 +4330,9 @@
           <w:szCs w:val="32"/>
         </w:rPr>
       </w:pPr>
-      <w:bookmarkStart w:id="20" w:name="_Toc8943"/>
-      <w:bookmarkStart w:id="21" w:name="_Toc24164"/>
-      <w:bookmarkStart w:id="22" w:name="_Toc152530298"/>
+      <w:bookmarkStart w:id="20" w:name="_Toc152530298"/>
+      <w:bookmarkStart w:id="21" w:name="_Toc8943"/>
+      <w:bookmarkStart w:id="22" w:name="_Toc24164"/>
       <w:r>
         <w:rPr>
           <w:rFonts w:ascii="Times New Roman" w:hAnsi="Times New Roman" w:eastAsia="黑体" w:cs="Times New Roman"/>
@@ -4392,10 +4392,10 @@
         </w:rPr>
       </w:pPr>
       <w:bookmarkStart w:id="24" w:name="_Toc20704"/>
-      <w:bookmarkStart w:id="25" w:name="_Toc22565"/>
-      <w:bookmarkStart w:id="26" w:name="_Toc72164691"/>
-      <w:bookmarkStart w:id="27" w:name="_Toc152530299"/>
-      <w:bookmarkStart w:id="28" w:name="_Toc1698"/>
+      <w:bookmarkStart w:id="25" w:name="_Toc72164691"/>
+      <w:bookmarkStart w:id="26" w:name="_Toc22565"/>
+      <w:bookmarkStart w:id="27" w:name="_Toc1698"/>
+      <w:bookmarkStart w:id="28" w:name="_Toc152530299"/>
       <w:bookmarkStart w:id="29" w:name="_Toc43487306"/>
       <w:r>
         <w:rPr>
@@ -4912,8 +4912,8 @@
       </w:pPr>
       <w:bookmarkStart w:id="31" w:name="_Toc2703"/>
       <w:bookmarkStart w:id="32" w:name="_Toc3722"/>
-      <w:bookmarkStart w:id="33" w:name="_Toc31297"/>
-      <w:bookmarkStart w:id="34" w:name="_Toc152530300"/>
+      <w:bookmarkStart w:id="33" w:name="_Toc152530300"/>
+      <w:bookmarkStart w:id="34" w:name="_Toc31297"/>
       <w:r>
         <w:rPr>
           <w:rFonts w:ascii="Times New Roman"/>
@@ -5746,10 +5746,10 @@
           <w:lang w:eastAsia="zh-CN"/>
         </w:rPr>
       </w:pPr>
-      <w:bookmarkStart w:id="46" w:name="_Toc152593068"/>
-      <w:bookmarkStart w:id="47" w:name="_Toc165626467"/>
-      <w:bookmarkStart w:id="48" w:name="_Toc165725895"/>
-      <w:bookmarkStart w:id="49" w:name="_Toc167441293"/>
+      <w:bookmarkStart w:id="46" w:name="_Toc165725895"/>
+      <w:bookmarkStart w:id="47" w:name="_Toc152593068"/>
+      <w:bookmarkStart w:id="48" w:name="_Toc167441293"/>
+      <w:bookmarkStart w:id="49" w:name="_Toc165626467"/>
       <w:bookmarkStart w:id="50" w:name="_Toc13359"/>
       <w:r>
         <w:rPr>
@@ -5957,11 +5957,11 @@
           <w:sz w:val="24"/>
         </w:rPr>
       </w:pPr>
-      <w:bookmarkStart w:id="51" w:name="_Toc152530315"/>
-      <w:bookmarkStart w:id="52" w:name="_Toc152593069"/>
-      <w:bookmarkStart w:id="53" w:name="_Toc165626468"/>
-      <w:bookmarkStart w:id="54" w:name="_Toc165725896"/>
-      <w:bookmarkStart w:id="55" w:name="_Toc167441294"/>
+      <w:bookmarkStart w:id="51" w:name="_Toc167441294"/>
+      <w:bookmarkStart w:id="52" w:name="_Toc152530315"/>
+      <w:bookmarkStart w:id="53" w:name="_Toc165725896"/>
+      <w:bookmarkStart w:id="54" w:name="_Toc152593069"/>
+      <w:bookmarkStart w:id="55" w:name="_Toc165626468"/>
       <w:bookmarkStart w:id="56" w:name="_Toc7918"/>
       <w:r>
         <w:rPr>
@@ -6277,12 +6277,12 @@
           <w:rFonts w:ascii="Times New Roman"/>
         </w:rPr>
       </w:pPr>
-      <w:bookmarkStart w:id="57" w:name="_Toc152530316"/>
-      <w:bookmarkStart w:id="58" w:name="_Toc165725897"/>
-      <w:bookmarkStart w:id="59" w:name="_Toc152593070"/>
-      <w:bookmarkStart w:id="60" w:name="_Toc167441295"/>
+      <w:bookmarkStart w:id="57" w:name="_Toc152593070"/>
+      <w:bookmarkStart w:id="58" w:name="_Toc152530316"/>
+      <w:bookmarkStart w:id="59" w:name="_Toc167441295"/>
+      <w:bookmarkStart w:id="60" w:name="_Toc165626469"/>
       <w:bookmarkStart w:id="61" w:name="_Toc32577"/>
-      <w:bookmarkStart w:id="62" w:name="_Toc165626469"/>
+      <w:bookmarkStart w:id="62" w:name="_Toc165725897"/>
       <w:r>
         <w:rPr>
           <w:rFonts w:ascii="Times New Roman"/>
@@ -6540,8 +6540,8 @@
       <w:bookmarkStart w:id="65" w:name="_Toc165725898"/>
       <w:bookmarkStart w:id="66" w:name="_Toc165626470"/>
       <w:bookmarkStart w:id="67" w:name="_Toc167441296"/>
-      <w:bookmarkStart w:id="68" w:name="_Toc152530317"/>
-      <w:bookmarkStart w:id="69" w:name="_Toc152593071"/>
+      <w:bookmarkStart w:id="68" w:name="_Toc152593071"/>
+      <w:bookmarkStart w:id="69" w:name="_Toc152530317"/>
       <w:r>
         <w:rPr>
           <w:rFonts w:ascii="Times New Roman"/>
@@ -6779,8 +6779,8 @@
         </w:rPr>
       </w:pPr>
       <w:bookmarkStart w:id="73" w:name="_Toc28487"/>
-      <w:bookmarkStart w:id="74" w:name="_Toc165725901"/>
-      <w:bookmarkStart w:id="75" w:name="_Toc165626472"/>
+      <w:bookmarkStart w:id="74" w:name="_Toc165626472"/>
+      <w:bookmarkStart w:id="75" w:name="_Toc165725901"/>
       <w:bookmarkStart w:id="76" w:name="_Toc167441298"/>
       <w:r>
         <w:rPr>
@@ -6827,9 +6827,9 @@
           <w:szCs w:val="24"/>
         </w:rPr>
       </w:pPr>
-      <w:bookmarkStart w:id="77" w:name="_Toc152591698"/>
-      <w:bookmarkStart w:id="78" w:name="_Toc152591399"/>
-      <w:bookmarkStart w:id="79" w:name="_Toc152530373"/>
+      <w:bookmarkStart w:id="77" w:name="_Toc152591399"/>
+      <w:bookmarkStart w:id="78" w:name="_Toc152530373"/>
+      <w:bookmarkStart w:id="79" w:name="_Toc152591698"/>
       <w:bookmarkStart w:id="80" w:name="_Toc152530318"/>
       <w:bookmarkStart w:id="81" w:name="_Toc152593072"/>
       <w:bookmarkStart w:id="82" w:name="_Hlk162108203"/>
@@ -8367,9 +8367,9 @@
           <w:rFonts w:hint="eastAsia"/>
         </w:rPr>
       </w:pPr>
-      <w:bookmarkStart w:id="83" w:name="_Toc152593081"/>
+      <w:bookmarkStart w:id="83" w:name="_Toc152530327"/>
       <w:bookmarkStart w:id="84" w:name="_Toc152591408"/>
-      <w:bookmarkStart w:id="85" w:name="_Toc152530327"/>
+      <w:bookmarkStart w:id="85" w:name="_Toc152593081"/>
       <w:r>
         <w:rPr>
           <w:rFonts w:hint="eastAsia"/>
@@ -8428,11 +8428,11 @@
         </w:rPr>
       </w:pPr>
       <w:bookmarkStart w:id="87" w:name="_Toc27949"/>
-      <w:bookmarkStart w:id="88" w:name="_Toc8571"/>
-      <w:bookmarkStart w:id="89" w:name="_Toc1922"/>
-      <w:bookmarkStart w:id="90" w:name="_Toc152530328"/>
-      <w:bookmarkStart w:id="91" w:name="_Toc15868"/>
-      <w:bookmarkStart w:id="92" w:name="_Toc97388819"/>
+      <w:bookmarkStart w:id="88" w:name="_Toc1922"/>
+      <w:bookmarkStart w:id="89" w:name="_Toc97388819"/>
+      <w:bookmarkStart w:id="90" w:name="_Toc15868"/>
+      <w:bookmarkStart w:id="91" w:name="_Toc152530328"/>
+      <w:bookmarkStart w:id="92" w:name="_Toc8571"/>
       <w:r>
         <w:rPr>
           <w:rFonts w:ascii="Times New Roman"/>
@@ -8505,6 +8505,8 @@
         </w:rPr>
       </w:pPr>
       <w:bookmarkStart w:id="93" w:name="_Toc21016"/>
+      <w:bookmarkStart w:id="123" w:name="_GoBack"/>
+      <w:bookmarkEnd w:id="123"/>
       <w:r>
         <w:rPr>
           <w:rFonts w:ascii="Times New Roman"/>
@@ -9701,6 +9703,12 @@
             <w:insideH w:val="none" w:color="auto" w:sz="0" w:space="0"/>
             <w:insideV w:val="none" w:color="auto" w:sz="0" w:space="0"/>
           </w:tblBorders>
+          <w:tblCellMar>
+            <w:top w:w="0" w:type="dxa"/>
+            <w:left w:w="108" w:type="dxa"/>
+            <w:bottom w:w="0" w:type="dxa"/>
+            <w:right w:w="108" w:type="dxa"/>
+          </w:tblCellMar>
         </w:tblPrEx>
         <w:trPr>
           <w:trHeight w:val="297" w:hRule="atLeast"/>
@@ -15130,8 +15138,8 @@
         </w:rPr>
       </w:pPr>
       <w:bookmarkStart w:id="94" w:name="_Toc24227"/>
-      <w:bookmarkStart w:id="95" w:name="_Toc152530329"/>
-      <w:bookmarkStart w:id="96" w:name="_Toc4020"/>
+      <w:bookmarkStart w:id="95" w:name="_Toc4020"/>
+      <w:bookmarkStart w:id="96" w:name="_Toc152530329"/>
       <w:r>
         <w:rPr>
           <w:rFonts w:hint="default" w:ascii="Times New Roman" w:hAnsi="Times New Roman" w:eastAsia="宋体" w:cs="Times New Roman"/>
@@ -15426,9 +15434,9 @@
         <w:textAlignment w:val="auto"/>
       </w:pPr>
       <w:bookmarkStart w:id="98" w:name="_Toc1607"/>
-      <w:bookmarkStart w:id="99" w:name="_Toc18277"/>
-      <w:bookmarkStart w:id="100" w:name="_Toc152530343"/>
-      <w:bookmarkStart w:id="101" w:name="_Toc14837"/>
+      <w:bookmarkStart w:id="99" w:name="_Toc14837"/>
+      <w:bookmarkStart w:id="100" w:name="_Toc18277"/>
+      <w:bookmarkStart w:id="101" w:name="_Toc152530343"/>
       <w:r>
         <w:drawing>
           <wp:inline distT="0" distB="0" distL="114300" distR="114300">
@@ -16378,7 +16386,6 @@
                 <w:szCs w:val="21"/>
               </w:rPr>
             </w:pPr>
-            <w:bookmarkStart w:id="123" w:name="_GoBack"/>
             <w:r>
               <w:rPr>
                 <w:rFonts w:hint="eastAsia" w:ascii="宋体" w:hAnsi="宋体" w:eastAsia="宋体"/>
@@ -16388,7 +16395,6 @@
               </w:rPr>
               <w:t>用户已登录</w:t>
             </w:r>
-            <w:bookmarkEnd w:id="123"/>
           </w:p>
         </w:tc>
         <w:tc>
@@ -17917,8 +17923,8 @@
           <w:rFonts w:hint="eastAsia"/>
         </w:rPr>
       </w:pPr>
-      <w:bookmarkStart w:id="115" w:name="_Toc4956"/>
-      <w:bookmarkStart w:id="116" w:name="_Toc152530345"/>
+      <w:bookmarkStart w:id="115" w:name="_Toc152530345"/>
+      <w:bookmarkStart w:id="116" w:name="_Toc4956"/>
       <w:r>
         <w:rPr>
           <w:rFonts w:hint="eastAsia"/>
@@ -18145,9 +18151,9 @@
           <w:rFonts w:hint="eastAsia"/>
         </w:rPr>
       </w:pPr>
-      <w:bookmarkStart w:id="118" w:name="_Toc20653"/>
-      <w:bookmarkStart w:id="119" w:name="_Toc152530346"/>
-      <w:bookmarkStart w:id="120" w:name="_Toc21621689"/>
+      <w:bookmarkStart w:id="118" w:name="_Toc21621689"/>
+      <w:bookmarkStart w:id="119" w:name="_Toc20653"/>
+      <w:bookmarkStart w:id="120" w:name="_Toc152530346"/>
       <w:bookmarkStart w:id="121" w:name="_Toc2889"/>
       <w:r>
         <w:rPr>
